--- a/research/how easy companies are to reach ranked - matthew.docx
+++ b/research/how easy companies are to reach ranked - matthew.docx
@@ -22,6 +22,7 @@
         <w:t xml:space="preserve">4: Activision, 2 bus </w:t>
       </w:r>
     </w:p>
+    <w:p/>
     <w:sectPr>
       <w:pgSz w:w="11906" w:h="16838"/>
       <w:pgMar w:top="1440" w:right="1440" w:bottom="1440" w:left="1440" w:header="708" w:footer="708" w:gutter="0"/>
